--- a/en/wisdom-stories/gods-pleasure.docx
+++ b/en/wisdom-stories/gods-pleasure.docx
@@ -15,7 +15,7 @@
         <w:spacing w:after="80"/>
       </w:pPr>
       <w:r>
-        <w:t>Haja Ubaydullah Ahrar says:</w:t>
+        <w:t>Khoja Ubaydullah Ahrar says:</w:t>
       </w:r>
     </w:p>
     <w:p>
@@ -29,7 +29,7 @@
         <w:keepNext/>
       </w:pPr>
       <w:r>
-        <w:t>“I have explored every path that leads away from Him. The most dangerous I have found is breaking someone’s heart.”</w:t>
+        <w:t>“I have explored every path that leads away from Allah’s pleasure. The most dangerous I have found is breaking someone’s heart.”</w:t>
       </w:r>
     </w:p>
     <w:p>
@@ -42,11 +42,9 @@
         <w:rPr>
           <w:b/>
         </w:rPr>
-        <w:t>Moral:</w:t>
+        <w:t>Moral: The shortest path to Allah's pleasure is bringing joy to others, while breaking someone’s heart distances a person from His pleasure.</w:t>
       </w:r>
-      <w:r>
-        <w:t xml:space="preserve"> Bringing joy to others draws us closer to Allah, while breaking someone’s heart leads us away from Him.</w:t>
-      </w:r>
+      <w:r/>
     </w:p>
     <w:p>
       <w:pPr>
@@ -57,7 +55,7 @@
           <w:i/>
           <w:sz w:val="18"/>
         </w:rPr>
-        <w:t>Source: Publicly available internet sources.</w:t>
+        <w:t>Stories are taken from open Internet sources; illustrations were created with AI.</w:t>
       </w:r>
     </w:p>
     <w:sectPr>
